--- a/Project/video_game_sales/プロジェクトガイドメモ.docx
+++ b/Project/video_game_sales/プロジェクトガイドメモ.docx
@@ -56,11 +56,6 @@
     </w:p>
     <w:p/>
     <w:p>
-      <w:pPr>
-        <w:rPr>
-          <w:rFonts w:hint="eastAsia"/>
-        </w:rPr>
-      </w:pPr>
       <w:r>
         <w:rPr>
           <w:rFonts w:hint="eastAsia"/>
@@ -242,26 +237,9 @@
         <w:t xml:space="preserve"> - Total worldwide sales.</w:t>
       </w:r>
     </w:p>
-    <w:p>
-      <w:pPr>
-        <w:rPr>
-          <w:rFonts w:hint="eastAsia"/>
-        </w:rPr>
-      </w:pPr>
-    </w:p>
-    <w:p>
-      <w:pPr>
-        <w:rPr>
-          <w:rFonts w:hint="eastAsia"/>
-        </w:rPr>
-      </w:pPr>
-    </w:p>
-    <w:p>
-      <w:pPr>
-        <w:rPr>
-          <w:rFonts w:hint="eastAsia"/>
-        </w:rPr>
-      </w:pPr>
+    <w:p/>
+    <w:p/>
+    <w:p>
       <w:r>
         <w:rPr>
           <w:rFonts w:hint="eastAsia"/>
@@ -300,6 +278,21 @@
       </w:r>
     </w:p>
     <w:p/>
+    <w:p/>
+    <w:p/>
+    <w:p/>
+    <w:p/>
+    <w:p/>
+    <w:p/>
+    <w:p/>
+    <w:p>
+      <w:pPr>
+        <w:rPr>
+          <w:rFonts w:hint="eastAsia"/>
+        </w:rPr>
+      </w:pPr>
+    </w:p>
+    <w:p/>
     <w:p>
       <w:r>
         <w:rPr>
@@ -318,68 +311,272 @@
       </w:r>
     </w:p>
     <w:p>
-      <w:r>
-        <w:t>I</w:t>
-      </w:r>
-      <w:r>
-        <w:rPr>
-          <w:rFonts w:hint="eastAsia"/>
-        </w:rPr>
-        <w:t>mport pandas as pd</w:t>
-      </w:r>
-    </w:p>
-    <w:p>
-      <w:proofErr w:type="spellStart"/>
-      <w:r>
-        <w:t>df</w:t>
-      </w:r>
-      <w:proofErr w:type="spellEnd"/>
-      <w:r>
-        <w:t xml:space="preserve"> = </w:t>
-      </w:r>
-      <w:proofErr w:type="spellStart"/>
-      <w:r>
-        <w:t>pd.read_csv</w:t>
-      </w:r>
-      <w:proofErr w:type="spellEnd"/>
-      <w:r>
-        <w:t>('vgsales.csv')</w:t>
-      </w:r>
-    </w:p>
-    <w:p>
-      <w:pPr>
-        <w:rPr>
-          <w:rFonts w:hint="eastAsia"/>
-        </w:rPr>
-      </w:pPr>
-      <w:proofErr w:type="spellStart"/>
-      <w:r>
-        <w:rPr>
-          <w:rFonts w:hint="eastAsia"/>
-        </w:rPr>
-        <w:t>df.head</w:t>
-      </w:r>
-      <w:proofErr w:type="spellEnd"/>
-      <w:r>
-        <w:rPr>
-          <w:rFonts w:hint="eastAsia"/>
-        </w:rPr>
-        <w:t>()</w:t>
-      </w:r>
-    </w:p>
-    <w:p>
-      <w:pPr>
-        <w:rPr>
-          <w:rFonts w:hint="eastAsia"/>
-        </w:rPr>
-      </w:pPr>
-    </w:p>
-    <w:p>
-      <w:pPr>
-        <w:rPr>
-          <w:rFonts w:hint="eastAsia"/>
-        </w:rPr>
-      </w:pPr>
+      <w:pPr>
+        <w:rPr>
+          <w:rFonts w:hint="eastAsia"/>
+        </w:rPr>
+      </w:pPr>
+      <w:r>
+        <w:rPr>
+          <w:rFonts w:hint="eastAsia"/>
+        </w:rPr>
+        <w:t>IN</w:t>
+      </w:r>
+    </w:p>
+    <w:tbl>
+      <w:tblPr>
+        <w:tblStyle w:val="af0"/>
+        <w:tblW w:w="0" w:type="auto"/>
+        <w:tblLook w:val="04A0" w:firstRow="1" w:lastRow="0" w:firstColumn="1" w:lastColumn="0" w:noHBand="0" w:noVBand="1"/>
+      </w:tblPr>
+      <w:tblGrid>
+        <w:gridCol w:w="8494"/>
+      </w:tblGrid>
+      <w:tr>
+        <w:trPr>
+          <w:trHeight w:val="1100"/>
+        </w:trPr>
+        <w:tc>
+          <w:tcPr>
+            <w:tcW w:w="8494" w:type="dxa"/>
+          </w:tcPr>
+          <w:p>
+            <w:r>
+              <w:t>I</w:t>
+            </w:r>
+            <w:r>
+              <w:rPr>
+                <w:rFonts w:hint="eastAsia"/>
+              </w:rPr>
+              <w:t>mport pandas as pd</w:t>
+            </w:r>
+          </w:p>
+          <w:p>
+            <w:proofErr w:type="spellStart"/>
+            <w:r>
+              <w:t>df</w:t>
+            </w:r>
+            <w:proofErr w:type="spellEnd"/>
+            <w:r>
+              <w:t xml:space="preserve"> = </w:t>
+            </w:r>
+            <w:proofErr w:type="spellStart"/>
+            <w:r>
+              <w:t>pd.read_csv</w:t>
+            </w:r>
+            <w:proofErr w:type="spellEnd"/>
+            <w:r>
+              <w:t>('vgsales.csv')</w:t>
+            </w:r>
+          </w:p>
+          <w:p>
+            <w:proofErr w:type="spellStart"/>
+            <w:r>
+              <w:rPr>
+                <w:rFonts w:hint="eastAsia"/>
+              </w:rPr>
+              <w:t>df.head</w:t>
+            </w:r>
+            <w:proofErr w:type="spellEnd"/>
+            <w:r>
+              <w:rPr>
+                <w:rFonts w:hint="eastAsia"/>
+              </w:rPr>
+              <w:t>()</w:t>
+            </w:r>
+          </w:p>
+        </w:tc>
+      </w:tr>
+    </w:tbl>
+    <w:p/>
+    <w:p>
+      <w:r>
+        <w:rPr>
+          <w:rFonts w:hint="eastAsia"/>
+        </w:rPr>
+        <w:t>Out</w:t>
+      </w:r>
+    </w:p>
+    <w:p>
+      <w:r>
+        <w:drawing>
+          <wp:inline distT="0" distB="0" distL="0" distR="0" wp14:anchorId="45A99B81" wp14:editId="0687830A">
+            <wp:extent cx="5400040" cy="689610"/>
+            <wp:effectExtent l="0" t="0" r="0" b="0"/>
+            <wp:docPr id="909256600" name="図 1"/>
+            <wp:cNvGraphicFramePr>
+              <a:graphicFrameLocks xmlns:a="http://schemas.openxmlformats.org/drawingml/2006/main" noChangeAspect="1"/>
+            </wp:cNvGraphicFramePr>
+            <a:graphic xmlns:a="http://schemas.openxmlformats.org/drawingml/2006/main">
+              <a:graphicData uri="http://schemas.openxmlformats.org/drawingml/2006/picture">
+                <pic:pic xmlns:pic="http://schemas.openxmlformats.org/drawingml/2006/picture">
+                  <pic:nvPicPr>
+                    <pic:cNvPr id="909256600" name=""/>
+                    <pic:cNvPicPr/>
+                  </pic:nvPicPr>
+                  <pic:blipFill>
+                    <a:blip r:embed="rId9"/>
+                    <a:stretch>
+                      <a:fillRect/>
+                    </a:stretch>
+                  </pic:blipFill>
+                  <pic:spPr>
+                    <a:xfrm>
+                      <a:off x="0" y="0"/>
+                      <a:ext cx="5400040" cy="689610"/>
+                    </a:xfrm>
+                    <a:prstGeom prst="rect">
+                      <a:avLst/>
+                    </a:prstGeom>
+                  </pic:spPr>
+                </pic:pic>
+              </a:graphicData>
+            </a:graphic>
+          </wp:inline>
+        </w:drawing>
+      </w:r>
+    </w:p>
+    <w:p/>
+    <w:p>
+      <w:r>
+        <w:rPr>
+          <w:rFonts w:hint="eastAsia"/>
+        </w:rPr>
+        <w:t>EDA &amp; Cleaning</w:t>
+      </w:r>
+    </w:p>
+    <w:p/>
+    <w:p>
+      <w:r>
+        <w:rPr>
+          <w:rFonts w:hint="eastAsia"/>
+        </w:rPr>
+        <w:t>IN</w:t>
+      </w:r>
+    </w:p>
+    <w:tbl>
+      <w:tblPr>
+        <w:tblStyle w:val="af0"/>
+        <w:tblW w:w="0" w:type="auto"/>
+        <w:tblLook w:val="04A0" w:firstRow="1" w:lastRow="0" w:firstColumn="1" w:lastColumn="0" w:noHBand="0" w:noVBand="1"/>
+      </w:tblPr>
+      <w:tblGrid>
+        <w:gridCol w:w="8494"/>
+      </w:tblGrid>
+      <w:tr>
+        <w:tc>
+          <w:tcPr>
+            <w:tcW w:w="8494" w:type="dxa"/>
+          </w:tcPr>
+          <w:p>
+            <w:pPr>
+              <w:rPr>
+                <w:rFonts w:hint="eastAsia"/>
+              </w:rPr>
+            </w:pPr>
+            <w:proofErr w:type="spellStart"/>
+            <w:r>
+              <w:rPr>
+                <w:rFonts w:hint="eastAsia"/>
+              </w:rPr>
+              <w:t>df.isnull</w:t>
+            </w:r>
+            <w:proofErr w:type="spellEnd"/>
+            <w:r>
+              <w:rPr>
+                <w:rFonts w:hint="eastAsia"/>
+              </w:rPr>
+              <w:t>().sum()</w:t>
+            </w:r>
+          </w:p>
+        </w:tc>
+      </w:tr>
+    </w:tbl>
+    <w:p/>
+    <w:p>
+      <w:r>
+        <w:rPr>
+          <w:rFonts w:hint="eastAsia"/>
+        </w:rPr>
+        <w:t>Out</w:t>
+      </w:r>
+    </w:p>
+    <w:p>
+      <w:pPr>
+        <w:rPr>
+          <w:rFonts w:hint="eastAsia"/>
+        </w:rPr>
+      </w:pPr>
+      <w:r>
+        <w:drawing>
+          <wp:inline distT="0" distB="0" distL="0" distR="0" wp14:anchorId="48DFA744" wp14:editId="4720B0D2">
+            <wp:extent cx="3600476" cy="2571769"/>
+            <wp:effectExtent l="0" t="0" r="0" b="0"/>
+            <wp:docPr id="721603814" name="図 1"/>
+            <wp:cNvGraphicFramePr>
+              <a:graphicFrameLocks xmlns:a="http://schemas.openxmlformats.org/drawingml/2006/main" noChangeAspect="1"/>
+            </wp:cNvGraphicFramePr>
+            <a:graphic xmlns:a="http://schemas.openxmlformats.org/drawingml/2006/main">
+              <a:graphicData uri="http://schemas.openxmlformats.org/drawingml/2006/picture">
+                <pic:pic xmlns:pic="http://schemas.openxmlformats.org/drawingml/2006/picture">
+                  <pic:nvPicPr>
+                    <pic:cNvPr id="721603814" name=""/>
+                    <pic:cNvPicPr/>
+                  </pic:nvPicPr>
+                  <pic:blipFill>
+                    <a:blip r:embed="rId10"/>
+                    <a:stretch>
+                      <a:fillRect/>
+                    </a:stretch>
+                  </pic:blipFill>
+                  <pic:spPr>
+                    <a:xfrm>
+                      <a:off x="0" y="0"/>
+                      <a:ext cx="3600476" cy="2571769"/>
+                    </a:xfrm>
+                    <a:prstGeom prst="rect">
+                      <a:avLst/>
+                    </a:prstGeom>
+                  </pic:spPr>
+                </pic:pic>
+              </a:graphicData>
+            </a:graphic>
+          </wp:inline>
+        </w:drawing>
+      </w:r>
+    </w:p>
+    <w:p/>
+    <w:p/>
+    <w:p/>
+    <w:p/>
+    <w:p>
+      <w:pPr>
+        <w:rPr>
+          <w:rFonts w:hint="eastAsia"/>
+        </w:rPr>
+      </w:pPr>
+    </w:p>
+    <w:p/>
+    <w:p>
+      <w:r>
+        <w:rPr>
+          <w:rFonts w:hint="eastAsia"/>
+        </w:rPr>
+        <w:t>Year(年)とPublisher(出版社)に値のないところがあります。</w:t>
+      </w:r>
+    </w:p>
+    <w:p>
+      <w:pPr>
+        <w:rPr>
+          <w:rFonts w:hint="eastAsia"/>
+        </w:rPr>
+      </w:pPr>
+      <w:r>
+        <w:rPr>
+          <w:rFonts w:hint="eastAsia"/>
+        </w:rPr>
+        <w:t>まずはYearについてはMeanを使用して埋めます</w:t>
+      </w:r>
     </w:p>
     <w:sectPr>
       <w:pgSz w:w="11906" w:h="16838"/>
@@ -1188,6 +1385,7 @@
   <w:style w:type="character" w:default="1" w:styleId="a0">
     <w:name w:val="Default Paragraph Font"/>
     <w:uiPriority w:val="1"/>
+    <w:semiHidden/>
     <w:unhideWhenUsed/>
   </w:style>
   <w:style w:type="table" w:default="1" w:styleId="a1">
@@ -1564,6 +1762,22 @@
     <w:link w:val="ae"/>
     <w:uiPriority w:val="99"/>
     <w:rsid w:val="002061D8"/>
+  </w:style>
+  <w:style w:type="table" w:styleId="af0">
+    <w:name w:val="Table Grid"/>
+    <w:basedOn w:val="a1"/>
+    <w:uiPriority w:val="39"/>
+    <w:rsid w:val="00C2214E"/>
+    <w:tblPr>
+      <w:tblBorders>
+        <w:top w:val="single" w:sz="4" w:space="0" w:color="auto"/>
+        <w:left w:val="single" w:sz="4" w:space="0" w:color="auto"/>
+        <w:bottom w:val="single" w:sz="4" w:space="0" w:color="auto"/>
+        <w:right w:val="single" w:sz="4" w:space="0" w:color="auto"/>
+        <w:insideH w:val="single" w:sz="4" w:space="0" w:color="auto"/>
+        <w:insideV w:val="single" w:sz="4" w:space="0" w:color="auto"/>
+      </w:tblBorders>
+    </w:tblPr>
   </w:style>
 </w:styles>
 </file>

--- a/Project/video_game_sales/プロジェクトガイドメモ.docx
+++ b/Project/video_game_sales/プロジェクトガイドメモ.docx
@@ -285,13 +285,7 @@
     <w:p/>
     <w:p/>
     <w:p/>
-    <w:p>
-      <w:pPr>
-        <w:rPr>
-          <w:rFonts w:hint="eastAsia"/>
-        </w:rPr>
-      </w:pPr>
-    </w:p>
+    <w:p/>
     <w:p/>
     <w:p>
       <w:r>
@@ -311,11 +305,6 @@
       </w:r>
     </w:p>
     <w:p>
-      <w:pPr>
-        <w:rPr>
-          <w:rFonts w:hint="eastAsia"/>
-        </w:rPr>
-      </w:pPr>
       <w:r>
         <w:rPr>
           <w:rFonts w:hint="eastAsia"/>
@@ -399,6 +388,9 @@
     </w:p>
     <w:p>
       <w:r>
+        <w:rPr>
+          <w:noProof/>
+        </w:rPr>
         <w:drawing>
           <wp:inline distT="0" distB="0" distL="0" distR="0" wp14:anchorId="45A99B81" wp14:editId="0687830A">
             <wp:extent cx="5400040" cy="689610"/>
@@ -469,11 +461,6 @@
             <w:tcW w:w="8494" w:type="dxa"/>
           </w:tcPr>
           <w:p>
-            <w:pPr>
-              <w:rPr>
-                <w:rFonts w:hint="eastAsia"/>
-              </w:rPr>
-            </w:pPr>
             <w:proofErr w:type="spellStart"/>
             <w:r>
               <w:rPr>
@@ -502,12 +489,10 @@
       </w:r>
     </w:p>
     <w:p>
-      <w:pPr>
-        <w:rPr>
-          <w:rFonts w:hint="eastAsia"/>
-        </w:rPr>
-      </w:pPr>
-      <w:r>
+      <w:r>
+        <w:rPr>
+          <w:noProof/>
+        </w:rPr>
         <w:drawing>
           <wp:inline distT="0" distB="0" distL="0" distR="0" wp14:anchorId="48DFA744" wp14:editId="4720B0D2">
             <wp:extent cx="3600476" cy="2571769"/>
@@ -549,34 +534,68 @@
     <w:p/>
     <w:p/>
     <w:p/>
+    <w:p/>
+    <w:p/>
+    <w:p>
+      <w:r>
+        <w:rPr>
+          <w:rFonts w:hint="eastAsia"/>
+        </w:rPr>
+        <w:t>Year(年)とPublisher(出版社)に値のないところがあります。</w:t>
+      </w:r>
+    </w:p>
+    <w:p>
+      <w:r>
+        <w:rPr>
+          <w:rFonts w:hint="eastAsia"/>
+        </w:rPr>
+        <w:t>まずはYearについては</w:t>
+      </w:r>
+      <w:r>
+        <w:rPr>
+          <w:rFonts w:hint="eastAsia"/>
+        </w:rPr>
+        <w:t>Median（</w:t>
+      </w:r>
+      <w:r>
+        <w:rPr>
+          <w:rFonts w:hint="eastAsia"/>
+        </w:rPr>
+        <w:t>中央値</w:t>
+      </w:r>
+      <w:r>
+        <w:rPr>
+          <w:rFonts w:hint="eastAsia"/>
+        </w:rPr>
+        <w:t>）</w:t>
+      </w:r>
+      <w:r>
+        <w:rPr>
+          <w:rFonts w:hint="eastAsia"/>
+        </w:rPr>
+        <w:t>を使用して埋めます</w:t>
+      </w:r>
+      <w:r>
+        <w:rPr>
+          <w:rFonts w:hint="eastAsia"/>
+        </w:rPr>
+        <w:t>。</w:t>
+      </w:r>
+    </w:p>
+    <w:p>
+      <w:r>
+        <w:rPr>
+          <w:rFonts w:hint="eastAsia"/>
+        </w:rPr>
+        <w:t>今回はPlatformを基に計算していきます</w:t>
+      </w:r>
+    </w:p>
     <w:p>
       <w:pPr>
         <w:rPr>
           <w:rFonts w:hint="eastAsia"/>
         </w:rPr>
       </w:pPr>
-    </w:p>
-    <w:p/>
-    <w:p>
-      <w:r>
-        <w:rPr>
-          <w:rFonts w:hint="eastAsia"/>
-        </w:rPr>
-        <w:t>Year(年)とPublisher(出版社)に値のないところがあります。</w:t>
-      </w:r>
-    </w:p>
-    <w:p>
-      <w:pPr>
-        <w:rPr>
-          <w:rFonts w:hint="eastAsia"/>
-        </w:rPr>
-      </w:pPr>
-      <w:r>
-        <w:rPr>
-          <w:rFonts w:hint="eastAsia"/>
-        </w:rPr>
-        <w:t>まずはYearについてはMeanを使用して埋めます</w:t>
-      </w:r>
     </w:p>
     <w:sectPr>
       <w:pgSz w:w="11906" w:h="16838"/>
@@ -1385,7 +1404,6 @@
   <w:style w:type="character" w:default="1" w:styleId="a0">
     <w:name w:val="Default Paragraph Font"/>
     <w:uiPriority w:val="1"/>
-    <w:semiHidden/>
     <w:unhideWhenUsed/>
   </w:style>
   <w:style w:type="table" w:default="1" w:styleId="a1">
@@ -1778,6 +1796,33 @@
         <w:insideV w:val="single" w:sz="4" w:space="0" w:color="auto"/>
       </w:tblBorders>
     </w:tblPr>
+  </w:style>
+  <w:style w:type="paragraph" w:styleId="HTML">
+    <w:name w:val="HTML Preformatted"/>
+    <w:basedOn w:val="a"/>
+    <w:link w:val="HTML0"/>
+    <w:uiPriority w:val="99"/>
+    <w:semiHidden/>
+    <w:unhideWhenUsed/>
+    <w:rsid w:val="00495840"/>
+    <w:rPr>
+      <w:rFonts w:ascii="Courier New" w:hAnsi="Courier New" w:cs="Courier New"/>
+      <w:sz w:val="20"/>
+      <w:szCs w:val="20"/>
+    </w:rPr>
+  </w:style>
+  <w:style w:type="character" w:customStyle="1" w:styleId="HTML0">
+    <w:name w:val="HTML 書式付き (文字)"/>
+    <w:basedOn w:val="a0"/>
+    <w:link w:val="HTML"/>
+    <w:uiPriority w:val="99"/>
+    <w:semiHidden/>
+    <w:rsid w:val="00495840"/>
+    <w:rPr>
+      <w:rFonts w:ascii="Courier New" w:hAnsi="Courier New" w:cs="Courier New"/>
+      <w:sz w:val="20"/>
+      <w:szCs w:val="20"/>
+    </w:rPr>
   </w:style>
 </w:styles>
 </file>

--- a/Project/video_game_sales/プロジェクトガイドメモ.docx
+++ b/Project/video_game_sales/プロジェクトガイドメモ.docx
@@ -110,7 +110,19 @@
         </w:numPr>
       </w:pPr>
       <w:r>
-        <w:t>Name - The games name</w:t>
+        <w:t xml:space="preserve">Name </w:t>
+      </w:r>
+      <w:r>
+        <w:t>–</w:t>
+      </w:r>
+      <w:r>
+        <w:t xml:space="preserve"> </w:t>
+      </w:r>
+      <w:r>
+        <w:rPr>
+          <w:rFonts w:hint="eastAsia"/>
+        </w:rPr>
+        <w:t>ゲーム名</w:t>
       </w:r>
     </w:p>
     <w:p>
@@ -121,7 +133,19 @@
         </w:numPr>
       </w:pPr>
       <w:r>
-        <w:t>Platform - Platform of the games release (i.e. PC,PS4, etc.)</w:t>
+        <w:t xml:space="preserve">Platform </w:t>
+      </w:r>
+      <w:r>
+        <w:t>–</w:t>
+      </w:r>
+      <w:r>
+        <w:t xml:space="preserve"> </w:t>
+      </w:r>
+      <w:r>
+        <w:rPr>
+          <w:rFonts w:hint="eastAsia"/>
+        </w:rPr>
+        <w:t>ゲーム機</w:t>
       </w:r>
     </w:p>
     <w:p>
@@ -132,7 +156,19 @@
         </w:numPr>
       </w:pPr>
       <w:r>
-        <w:t>Year - Year of the game's release</w:t>
+        <w:t xml:space="preserve">Year </w:t>
+      </w:r>
+      <w:r>
+        <w:t>–</w:t>
+      </w:r>
+      <w:r>
+        <w:t xml:space="preserve"> </w:t>
+      </w:r>
+      <w:r>
+        <w:rPr>
+          <w:rFonts w:hint="eastAsia"/>
+        </w:rPr>
+        <w:t>発売された年</w:t>
       </w:r>
     </w:p>
     <w:p>
@@ -154,7 +190,19 @@
         </w:numPr>
       </w:pPr>
       <w:r>
-        <w:t>Publisher - Publisher of the game</w:t>
+        <w:t xml:space="preserve">Publisher </w:t>
+      </w:r>
+      <w:r>
+        <w:t>–</w:t>
+      </w:r>
+      <w:r>
+        <w:t xml:space="preserve"> </w:t>
+      </w:r>
+      <w:r>
+        <w:rPr>
+          <w:rFonts w:hint="eastAsia"/>
+        </w:rPr>
+        <w:t>出版社</w:t>
       </w:r>
     </w:p>
     <w:p>
@@ -434,7 +482,7 @@
         <w:rPr>
           <w:rFonts w:hint="eastAsia"/>
         </w:rPr>
-        <w:t>EDA &amp; Cleaning</w:t>
+        <w:t>・NUMの排除</w:t>
       </w:r>
     </w:p>
     <w:p/>
@@ -537,59 +585,599 @@
     <w:p/>
     <w:p/>
     <w:p>
-      <w:r>
-        <w:rPr>
-          <w:rFonts w:hint="eastAsia"/>
-        </w:rPr>
-        <w:t>Year(年)とPublisher(出版社)に値のないところがあります。</w:t>
-      </w:r>
-    </w:p>
-    <w:p>
-      <w:r>
-        <w:rPr>
-          <w:rFonts w:hint="eastAsia"/>
-        </w:rPr>
-        <w:t>まずはYearについては</w:t>
-      </w:r>
-      <w:r>
-        <w:rPr>
-          <w:rFonts w:hint="eastAsia"/>
-        </w:rPr>
-        <w:t>Median（</w:t>
-      </w:r>
-      <w:r>
-        <w:rPr>
-          <w:rFonts w:hint="eastAsia"/>
-        </w:rPr>
-        <w:t>中央値</w:t>
-      </w:r>
-      <w:r>
-        <w:rPr>
-          <w:rFonts w:hint="eastAsia"/>
-        </w:rPr>
-        <w:t>）</w:t>
-      </w:r>
-      <w:r>
-        <w:rPr>
-          <w:rFonts w:hint="eastAsia"/>
-        </w:rPr>
-        <w:t>を使用して埋めます</w:t>
-      </w:r>
-      <w:r>
-        <w:rPr>
-          <w:rFonts w:hint="eastAsia"/>
-        </w:rPr>
-        <w:t>。</w:t>
-      </w:r>
-    </w:p>
-    <w:p>
-      <w:r>
-        <w:rPr>
-          <w:rFonts w:hint="eastAsia"/>
-        </w:rPr>
-        <w:t>今回はPlatformを基に計算していきます</w:t>
-      </w:r>
-    </w:p>
+      <w:pPr>
+        <w:rPr>
+          <w:rFonts w:hint="eastAsia"/>
+        </w:rPr>
+      </w:pPr>
+      <w:r>
+        <w:rPr>
+          <w:rFonts w:hint="eastAsia"/>
+        </w:rPr>
+        <w:t>Year</w:t>
+      </w:r>
+      <w:r>
+        <w:rPr>
+          <w:rFonts w:hint="eastAsia"/>
+        </w:rPr>
+        <w:t xml:space="preserve"> cleaning</w:t>
+      </w:r>
+    </w:p>
+    <w:p>
+      <w:r>
+        <w:rPr>
+          <w:rFonts w:hint="eastAsia"/>
+        </w:rPr>
+        <w:t>IN</w:t>
+      </w:r>
+    </w:p>
+    <w:tbl>
+      <w:tblPr>
+        <w:tblStyle w:val="af0"/>
+        <w:tblW w:w="0" w:type="auto"/>
+        <w:tblLook w:val="04A0" w:firstRow="1" w:lastRow="0" w:firstColumn="1" w:lastColumn="0" w:noHBand="0" w:noVBand="1"/>
+      </w:tblPr>
+      <w:tblGrid>
+        <w:gridCol w:w="8494"/>
+      </w:tblGrid>
+      <w:tr>
+        <w:trPr>
+          <w:trHeight w:val="3320"/>
+        </w:trPr>
+        <w:tc>
+          <w:tcPr>
+            <w:tcW w:w="8494" w:type="dxa"/>
+          </w:tcPr>
+          <w:p>
+            <w:r>
+              <w:t xml:space="preserve">year = </w:t>
+            </w:r>
+            <w:proofErr w:type="spellStart"/>
+            <w:r>
+              <w:t>df.groupby</w:t>
+            </w:r>
+            <w:proofErr w:type="spellEnd"/>
+            <w:r>
+              <w:t>("Platform")["Year"].median()</w:t>
+            </w:r>
+          </w:p>
+          <w:p>
+            <w:r>
+              <w:t xml:space="preserve">def </w:t>
+            </w:r>
+            <w:proofErr w:type="spellStart"/>
+            <w:r>
+              <w:t>fill_year</w:t>
+            </w:r>
+            <w:proofErr w:type="spellEnd"/>
+            <w:r>
+              <w:t>(row):</w:t>
+            </w:r>
+          </w:p>
+          <w:p>
+            <w:r>
+              <w:t xml:space="preserve">    if </w:t>
+            </w:r>
+            <w:proofErr w:type="spellStart"/>
+            <w:r>
+              <w:t>pd.isna</w:t>
+            </w:r>
+            <w:proofErr w:type="spellEnd"/>
+            <w:r>
+              <w:t>(row["Year"]):</w:t>
+            </w:r>
+          </w:p>
+          <w:p>
+            <w:r>
+              <w:t>        plat = row["Platform"]</w:t>
+            </w:r>
+          </w:p>
+          <w:p>
+            <w:r>
+              <w:t xml:space="preserve">        if plat in year and not </w:t>
+            </w:r>
+            <w:proofErr w:type="spellStart"/>
+            <w:r>
+              <w:t>pd.isna</w:t>
+            </w:r>
+            <w:proofErr w:type="spellEnd"/>
+            <w:r>
+              <w:t>(year[plat]):</w:t>
+            </w:r>
+          </w:p>
+          <w:p>
+            <w:r>
+              <w:t>            return int(year[plat])</w:t>
+            </w:r>
+          </w:p>
+          <w:p>
+            <w:r>
+              <w:t>        return row["Year"]</w:t>
+            </w:r>
+          </w:p>
+          <w:p>
+            <w:r>
+              <w:t>    return row["Year"]</w:t>
+            </w:r>
+          </w:p>
+          <w:p>
+            <w:pPr>
+              <w:rPr>
+                <w:rFonts w:hint="eastAsia"/>
+              </w:rPr>
+            </w:pPr>
+            <w:proofErr w:type="spellStart"/>
+            <w:r>
+              <w:t>df</w:t>
+            </w:r>
+            <w:proofErr w:type="spellEnd"/>
+            <w:r>
+              <w:t>["Year"] =</w:t>
+            </w:r>
+            <w:proofErr w:type="spellStart"/>
+            <w:r>
+              <w:t>df.apply</w:t>
+            </w:r>
+            <w:proofErr w:type="spellEnd"/>
+            <w:r>
+              <w:t>(</w:t>
+            </w:r>
+            <w:proofErr w:type="spellStart"/>
+            <w:r>
+              <w:t>fill_year</w:t>
+            </w:r>
+            <w:proofErr w:type="spellEnd"/>
+            <w:r>
+              <w:t xml:space="preserve">, axis=1) </w:t>
+            </w:r>
+          </w:p>
+        </w:tc>
+      </w:tr>
+    </w:tbl>
+    <w:p/>
+    <w:tbl>
+      <w:tblPr>
+        <w:tblStyle w:val="af0"/>
+        <w:tblW w:w="0" w:type="auto"/>
+        <w:tblLook w:val="04A0" w:firstRow="1" w:lastRow="0" w:firstColumn="1" w:lastColumn="0" w:noHBand="0" w:noVBand="1"/>
+      </w:tblPr>
+      <w:tblGrid>
+        <w:gridCol w:w="8494"/>
+      </w:tblGrid>
+      <w:tr>
+        <w:tc>
+          <w:tcPr>
+            <w:tcW w:w="8494" w:type="dxa"/>
+          </w:tcPr>
+          <w:p>
+            <w:pPr>
+              <w:rPr>
+                <w:rFonts w:hint="eastAsia"/>
+              </w:rPr>
+            </w:pPr>
+            <w:proofErr w:type="spellStart"/>
+            <w:r>
+              <w:t>df.isna</w:t>
+            </w:r>
+            <w:proofErr w:type="spellEnd"/>
+            <w:r>
+              <w:t>().sum()</w:t>
+            </w:r>
+          </w:p>
+        </w:tc>
+      </w:tr>
+    </w:tbl>
+    <w:p/>
+    <w:p>
+      <w:r>
+        <w:rPr>
+          <w:rFonts w:hint="eastAsia"/>
+        </w:rPr>
+        <w:t>OUT</w:t>
+      </w:r>
+    </w:p>
+    <w:p>
+      <w:r>
+        <w:drawing>
+          <wp:inline distT="0" distB="0" distL="0" distR="0" wp14:anchorId="7D8D3882" wp14:editId="2DBDD5AE">
+            <wp:extent cx="3524742" cy="2724530"/>
+            <wp:effectExtent l="0" t="0" r="0" b="0"/>
+            <wp:docPr id="1866906426" name="図 1"/>
+            <wp:cNvGraphicFramePr>
+              <a:graphicFrameLocks xmlns:a="http://schemas.openxmlformats.org/drawingml/2006/main" noChangeAspect="1"/>
+            </wp:cNvGraphicFramePr>
+            <a:graphic xmlns:a="http://schemas.openxmlformats.org/drawingml/2006/main">
+              <a:graphicData uri="http://schemas.openxmlformats.org/drawingml/2006/picture">
+                <pic:pic xmlns:pic="http://schemas.openxmlformats.org/drawingml/2006/picture">
+                  <pic:nvPicPr>
+                    <pic:cNvPr id="1866906426" name=""/>
+                    <pic:cNvPicPr/>
+                  </pic:nvPicPr>
+                  <pic:blipFill>
+                    <a:blip r:embed="rId11"/>
+                    <a:stretch>
+                      <a:fillRect/>
+                    </a:stretch>
+                  </pic:blipFill>
+                  <pic:spPr>
+                    <a:xfrm>
+                      <a:off x="0" y="0"/>
+                      <a:ext cx="3524742" cy="2724530"/>
+                    </a:xfrm>
+                    <a:prstGeom prst="rect">
+                      <a:avLst/>
+                    </a:prstGeom>
+                  </pic:spPr>
+                </pic:pic>
+              </a:graphicData>
+            </a:graphic>
+          </wp:inline>
+        </w:drawing>
+      </w:r>
+    </w:p>
+    <w:p/>
+    <w:p/>
+    <w:p/>
+    <w:p/>
+    <w:p/>
+    <w:p/>
+    <w:p/>
+    <w:p>
+      <w:pPr>
+        <w:rPr>
+          <w:rFonts w:hint="eastAsia"/>
+        </w:rPr>
+      </w:pPr>
+    </w:p>
+    <w:p>
+      <w:r>
+        <w:rPr>
+          <w:rFonts w:hint="eastAsia"/>
+        </w:rPr>
+        <w:lastRenderedPageBreak/>
+        <w:t>Publisher</w:t>
+      </w:r>
+      <w:r>
+        <w:rPr>
+          <w:rFonts w:hint="eastAsia"/>
+        </w:rPr>
+        <w:t xml:space="preserve"> cleaning</w:t>
+      </w:r>
+    </w:p>
+    <w:p>
+      <w:r>
+        <w:rPr>
+          <w:rFonts w:hint="eastAsia"/>
+        </w:rPr>
+        <w:t>IN</w:t>
+      </w:r>
+    </w:p>
+    <w:tbl>
+      <w:tblPr>
+        <w:tblStyle w:val="af0"/>
+        <w:tblW w:w="0" w:type="auto"/>
+        <w:tblLook w:val="04A0" w:firstRow="1" w:lastRow="0" w:firstColumn="1" w:lastColumn="0" w:noHBand="0" w:noVBand="1"/>
+      </w:tblPr>
+      <w:tblGrid>
+        <w:gridCol w:w="8494"/>
+      </w:tblGrid>
+      <w:tr>
+        <w:trPr>
+          <w:trHeight w:val="4060"/>
+        </w:trPr>
+        <w:tc>
+          <w:tcPr>
+            <w:tcW w:w="8494" w:type="dxa"/>
+          </w:tcPr>
+          <w:p>
+            <w:proofErr w:type="spellStart"/>
+            <w:r>
+              <w:t>name_pub_mode</w:t>
+            </w:r>
+            <w:proofErr w:type="spellEnd"/>
+            <w:r>
+              <w:t xml:space="preserve"> = </w:t>
+            </w:r>
+            <w:proofErr w:type="spellStart"/>
+            <w:r>
+              <w:t>df.groupby</w:t>
+            </w:r>
+            <w:proofErr w:type="spellEnd"/>
+            <w:r>
+              <w:t>("Name")["Publisher"].</w:t>
+            </w:r>
+            <w:proofErr w:type="spellStart"/>
+            <w:r>
+              <w:t>agg</w:t>
+            </w:r>
+            <w:proofErr w:type="spellEnd"/>
+            <w:r>
+              <w:t>(</w:t>
+            </w:r>
+          </w:p>
+          <w:p>
+            <w:r>
+              <w:t xml:space="preserve">    lambda x: </w:t>
+            </w:r>
+            <w:proofErr w:type="spellStart"/>
+            <w:r>
+              <w:t>x.mode</w:t>
+            </w:r>
+            <w:proofErr w:type="spellEnd"/>
+            <w:r>
+              <w:t>().</w:t>
+            </w:r>
+            <w:proofErr w:type="spellStart"/>
+            <w:r>
+              <w:t>iloc</w:t>
+            </w:r>
+            <w:proofErr w:type="spellEnd"/>
+            <w:r>
+              <w:t xml:space="preserve">[0] if </w:t>
+            </w:r>
+            <w:proofErr w:type="spellStart"/>
+            <w:r>
+              <w:t>x.mode</w:t>
+            </w:r>
+            <w:proofErr w:type="spellEnd"/>
+            <w:r>
+              <w:t>().size &gt; 0 else None</w:t>
+            </w:r>
+          </w:p>
+          <w:p>
+            <w:r>
+              <w:t>)</w:t>
+            </w:r>
+          </w:p>
+          <w:p>
+            <w:r>
+              <w:t xml:space="preserve">def </w:t>
+            </w:r>
+            <w:proofErr w:type="spellStart"/>
+            <w:r>
+              <w:t>fill_publisher</w:t>
+            </w:r>
+            <w:proofErr w:type="spellEnd"/>
+            <w:r>
+              <w:t>(row):</w:t>
+            </w:r>
+          </w:p>
+          <w:p>
+            <w:r>
+              <w:t xml:space="preserve">    if </w:t>
+            </w:r>
+            <w:proofErr w:type="spellStart"/>
+            <w:r>
+              <w:t>pd.isna</w:t>
+            </w:r>
+            <w:proofErr w:type="spellEnd"/>
+            <w:r>
+              <w:t>(row["Publisher"]):</w:t>
+            </w:r>
+          </w:p>
+          <w:p>
+            <w:r>
+              <w:t>        name = row["Name"]</w:t>
+            </w:r>
+          </w:p>
+          <w:p>
+            <w:r>
+              <w:t xml:space="preserve">        if name in </w:t>
+            </w:r>
+            <w:proofErr w:type="spellStart"/>
+            <w:r>
+              <w:t>name_pub_mode</w:t>
+            </w:r>
+            <w:proofErr w:type="spellEnd"/>
+            <w:r>
+              <w:t xml:space="preserve"> and </w:t>
+            </w:r>
+            <w:proofErr w:type="spellStart"/>
+            <w:r>
+              <w:t>pd.notna</w:t>
+            </w:r>
+            <w:proofErr w:type="spellEnd"/>
+            <w:r>
+              <w:t>(</w:t>
+            </w:r>
+            <w:proofErr w:type="spellStart"/>
+            <w:r>
+              <w:t>name_pub_mode</w:t>
+            </w:r>
+            <w:proofErr w:type="spellEnd"/>
+            <w:r>
+              <w:t>[name]):</w:t>
+            </w:r>
+          </w:p>
+          <w:p>
+            <w:r>
+              <w:t xml:space="preserve">            return </w:t>
+            </w:r>
+            <w:proofErr w:type="spellStart"/>
+            <w:r>
+              <w:t>name_pub_mode</w:t>
+            </w:r>
+            <w:proofErr w:type="spellEnd"/>
+            <w:r>
+              <w:t>[name]</w:t>
+            </w:r>
+          </w:p>
+          <w:p>
+            <w:r>
+              <w:t>        return "Unknown"</w:t>
+            </w:r>
+          </w:p>
+          <w:p>
+            <w:r>
+              <w:t>    return row["Publisher"]</w:t>
+            </w:r>
+          </w:p>
+          <w:p>
+            <w:proofErr w:type="spellStart"/>
+            <w:r>
+              <w:t>df</w:t>
+            </w:r>
+            <w:proofErr w:type="spellEnd"/>
+            <w:r>
+              <w:t xml:space="preserve">["Publisher"] = </w:t>
+            </w:r>
+            <w:proofErr w:type="spellStart"/>
+            <w:r>
+              <w:t>df.apply</w:t>
+            </w:r>
+            <w:proofErr w:type="spellEnd"/>
+            <w:r>
+              <w:t>(</w:t>
+            </w:r>
+            <w:proofErr w:type="spellStart"/>
+            <w:r>
+              <w:t>fill_publisher</w:t>
+            </w:r>
+            <w:proofErr w:type="spellEnd"/>
+            <w:r>
+              <w:t>, axis=1)</w:t>
+            </w:r>
+          </w:p>
+        </w:tc>
+      </w:tr>
+    </w:tbl>
+    <w:p/>
+    <w:tbl>
+      <w:tblPr>
+        <w:tblStyle w:val="af0"/>
+        <w:tblW w:w="0" w:type="auto"/>
+        <w:tblLook w:val="04A0" w:firstRow="1" w:lastRow="0" w:firstColumn="1" w:lastColumn="0" w:noHBand="0" w:noVBand="1"/>
+      </w:tblPr>
+      <w:tblGrid>
+        <w:gridCol w:w="8494"/>
+      </w:tblGrid>
+      <w:tr>
+        <w:tc>
+          <w:tcPr>
+            <w:tcW w:w="8494" w:type="dxa"/>
+          </w:tcPr>
+          <w:p>
+            <w:proofErr w:type="spellStart"/>
+            <w:r>
+              <w:t>df.isna</w:t>
+            </w:r>
+            <w:proofErr w:type="spellEnd"/>
+            <w:r>
+              <w:t>().sum()</w:t>
+            </w:r>
+          </w:p>
+        </w:tc>
+      </w:tr>
+    </w:tbl>
+    <w:p/>
+    <w:p>
+      <w:r>
+        <w:rPr>
+          <w:rFonts w:hint="eastAsia"/>
+        </w:rPr>
+        <w:t>OUT</w:t>
+      </w:r>
+    </w:p>
+    <w:p>
+      <w:r>
+        <w:drawing>
+          <wp:inline distT="0" distB="0" distL="0" distR="0" wp14:anchorId="1A461471" wp14:editId="0D8AEC86">
+            <wp:extent cx="3448531" cy="2781688"/>
+            <wp:effectExtent l="0" t="0" r="0" b="0"/>
+            <wp:docPr id="623742090" name="図 1"/>
+            <wp:cNvGraphicFramePr>
+              <a:graphicFrameLocks xmlns:a="http://schemas.openxmlformats.org/drawingml/2006/main" noChangeAspect="1"/>
+            </wp:cNvGraphicFramePr>
+            <a:graphic xmlns:a="http://schemas.openxmlformats.org/drawingml/2006/main">
+              <a:graphicData uri="http://schemas.openxmlformats.org/drawingml/2006/picture">
+                <pic:pic xmlns:pic="http://schemas.openxmlformats.org/drawingml/2006/picture">
+                  <pic:nvPicPr>
+                    <pic:cNvPr id="623742090" name=""/>
+                    <pic:cNvPicPr/>
+                  </pic:nvPicPr>
+                  <pic:blipFill>
+                    <a:blip r:embed="rId12"/>
+                    <a:stretch>
+                      <a:fillRect/>
+                    </a:stretch>
+                  </pic:blipFill>
+                  <pic:spPr>
+                    <a:xfrm>
+                      <a:off x="0" y="0"/>
+                      <a:ext cx="3448531" cy="2781688"/>
+                    </a:xfrm>
+                    <a:prstGeom prst="rect">
+                      <a:avLst/>
+                    </a:prstGeom>
+                  </pic:spPr>
+                </pic:pic>
+              </a:graphicData>
+            </a:graphic>
+          </wp:inline>
+        </w:drawing>
+      </w:r>
+    </w:p>
+    <w:p/>
+    <w:p>
+      <w:r>
+        <w:rPr>
+          <w:rFonts w:hint="eastAsia"/>
+        </w:rPr>
+        <w:t>CSVに保存</w:t>
+      </w:r>
+    </w:p>
+    <w:p>
+      <w:pPr>
+        <w:rPr>
+          <w:rFonts w:hint="eastAsia"/>
+        </w:rPr>
+      </w:pPr>
+      <w:r>
+        <w:rPr>
+          <w:rFonts w:hint="eastAsia"/>
+        </w:rPr>
+        <w:t>IN</w:t>
+      </w:r>
+    </w:p>
+    <w:tbl>
+      <w:tblPr>
+        <w:tblStyle w:val="af0"/>
+        <w:tblW w:w="0" w:type="auto"/>
+        <w:tblLook w:val="04A0" w:firstRow="1" w:lastRow="0" w:firstColumn="1" w:lastColumn="0" w:noHBand="0" w:noVBand="1"/>
+      </w:tblPr>
+      <w:tblGrid>
+        <w:gridCol w:w="8494"/>
+      </w:tblGrid>
+      <w:tr>
+        <w:trPr>
+          <w:trHeight w:val="730"/>
+        </w:trPr>
+        <w:tc>
+          <w:tcPr>
+            <w:tcW w:w="8494" w:type="dxa"/>
+          </w:tcPr>
+          <w:p>
+            <w:proofErr w:type="spellStart"/>
+            <w:r>
+              <w:t>df.to_csv</w:t>
+            </w:r>
+            <w:proofErr w:type="spellEnd"/>
+            <w:r>
+              <w:t>('</w:t>
+            </w:r>
+            <w:proofErr w:type="spellStart"/>
+            <w:r>
+              <w:t>Clean_vgsales.csv'index</w:t>
+            </w:r>
+            <w:proofErr w:type="spellEnd"/>
+            <w:r>
+              <w:t>=False)</w:t>
+            </w:r>
+          </w:p>
+        </w:tc>
+      </w:tr>
+    </w:tbl>
+    <w:p/>
     <w:p>
       <w:pPr>
         <w:rPr>
